--- a/data_store/word/Nguyên nhân và cách điều trị béo phì ở trẻ em.docx
+++ b/data_store/word/Nguyên nhân và cách điều trị béo phì ở trẻ em.docx
@@ -130,62 +130,6 @@
     </w:p>
     <w:p>
       <w:r>
-        <w:rPr>
-          <w:noProof/>
-        </w:rPr>
-        <w:lastRenderedPageBreak/>
-        <w:drawing>
-          <wp:inline distT="0" distB="0" distL="0" distR="0">
-            <wp:extent cx="7140575" cy="5004435"/>
-            <wp:effectExtent l="0" t="0" r="3175" b="5715"/>
-            <wp:docPr id="3" name="Picture 3" descr="&#10;BMI là một trong những tiêu chuẩn đánh giá béo phì ở trẻ em&#10;"/>
-            <wp:cNvGraphicFramePr>
-              <a:graphicFrameLocks xmlns:a="http://schemas.openxmlformats.org/drawingml/2006/main" noChangeAspect="1"/>
-            </wp:cNvGraphicFramePr>
-            <a:graphic xmlns:a="http://schemas.openxmlformats.org/drawingml/2006/main">
-              <a:graphicData uri="http://schemas.openxmlformats.org/drawingml/2006/picture">
-                <pic:pic xmlns:pic="http://schemas.openxmlformats.org/drawingml/2006/picture">
-                  <pic:nvPicPr>
-                    <pic:cNvPr id="0" name="Picture 1" descr="&#10;BMI là một trong những tiêu chuẩn đánh giá béo phì ở trẻ em&#10;"/>
-                    <pic:cNvPicPr>
-                      <a:picLocks noChangeAspect="1" noChangeArrowheads="1"/>
-                    </pic:cNvPicPr>
-                  </pic:nvPicPr>
-                  <pic:blipFill>
-                    <a:blip r:embed="rId8">
-                      <a:extLst>
-                        <a:ext uri="{28A0092B-C50C-407E-A947-70E740481C1C}">
-                          <a14:useLocalDpi xmlns:a14="http://schemas.microsoft.com/office/drawing/2010/main" val="0"/>
-                        </a:ext>
-                      </a:extLst>
-                    </a:blip>
-                    <a:srcRect/>
-                    <a:stretch>
-                      <a:fillRect/>
-                    </a:stretch>
-                  </pic:blipFill>
-                  <pic:spPr bwMode="auto">
-                    <a:xfrm>
-                      <a:off x="0" y="0"/>
-                      <a:ext cx="7140575" cy="5004435"/>
-                    </a:xfrm>
-                    <a:prstGeom prst="rect">
-                      <a:avLst/>
-                    </a:prstGeom>
-                    <a:noFill/>
-                    <a:ln>
-                      <a:noFill/>
-                    </a:ln>
-                  </pic:spPr>
-                </pic:pic>
-              </a:graphicData>
-            </a:graphic>
-          </wp:inline>
-        </w:drawing>
-      </w:r>
-    </w:p>
-    <w:p>
-      <w:r>
         <w:t xml:space="preserve">BMI là một trong những tiêu chuẩn đánh giá béo phì ở trẻ em </w:t>
       </w:r>
     </w:p>
@@ -217,72 +161,18 @@
         <w:t>Dạng béo phì đơn thuần thường gặp ở những trẻ béo phì háu ăn, ít hoạt động và giảm chuyển hoá thân nhiệt. Trẻ béo phì thường cao hơn ở lứa tuổi trước dậy thì, nhưng lâu dài trẻ ngưng tăng trưởng sớm và có chiều cao trung bình thấp ở tuổi trưởng thành.</w:t>
       </w:r>
     </w:p>
-    <w:p>
-      <w:r>
-        <w:rPr>
-          <w:noProof/>
-        </w:rPr>
+    <w:p/>
+    <w:p>
+      <w:r>
+        <w:t xml:space="preserve">Ăn quá nhiều thực phẩm nhiều chất béo, đồ ngọt là nguy cơ lớn gây béo phì ở trẻ </w:t>
+      </w:r>
+    </w:p>
+    <w:p>
+      <w:pPr>
+        <w:pStyle w:val="Heading3"/>
+      </w:pPr>
+      <w:r>
         <w:lastRenderedPageBreak/>
-        <w:drawing>
-          <wp:inline distT="0" distB="0" distL="0" distR="0">
-            <wp:extent cx="7140575" cy="3973195"/>
-            <wp:effectExtent l="0" t="0" r="3175" b="8255"/>
-            <wp:docPr id="2" name="Picture 2" descr="&#10;Ăn quá nhiều thực phẩm nhiều chất béo, đồ ngọt là nguy cơ lớn gây béo phì ở trẻ&#10;"/>
-            <wp:cNvGraphicFramePr>
-              <a:graphicFrameLocks xmlns:a="http://schemas.openxmlformats.org/drawingml/2006/main" noChangeAspect="1"/>
-            </wp:cNvGraphicFramePr>
-            <a:graphic xmlns:a="http://schemas.openxmlformats.org/drawingml/2006/main">
-              <a:graphicData uri="http://schemas.openxmlformats.org/drawingml/2006/picture">
-                <pic:pic xmlns:pic="http://schemas.openxmlformats.org/drawingml/2006/picture">
-                  <pic:nvPicPr>
-                    <pic:cNvPr id="0" name="Picture 2" descr="&#10;Ăn quá nhiều thực phẩm nhiều chất béo, đồ ngọt là nguy cơ lớn gây béo phì ở trẻ&#10;"/>
-                    <pic:cNvPicPr>
-                      <a:picLocks noChangeAspect="1" noChangeArrowheads="1"/>
-                    </pic:cNvPicPr>
-                  </pic:nvPicPr>
-                  <pic:blipFill>
-                    <a:blip r:embed="rId9">
-                      <a:extLst>
-                        <a:ext uri="{28A0092B-C50C-407E-A947-70E740481C1C}">
-                          <a14:useLocalDpi xmlns:a14="http://schemas.microsoft.com/office/drawing/2010/main" val="0"/>
-                        </a:ext>
-                      </a:extLst>
-                    </a:blip>
-                    <a:srcRect/>
-                    <a:stretch>
-                      <a:fillRect/>
-                    </a:stretch>
-                  </pic:blipFill>
-                  <pic:spPr bwMode="auto">
-                    <a:xfrm>
-                      <a:off x="0" y="0"/>
-                      <a:ext cx="7140575" cy="3973195"/>
-                    </a:xfrm>
-                    <a:prstGeom prst="rect">
-                      <a:avLst/>
-                    </a:prstGeom>
-                    <a:noFill/>
-                    <a:ln>
-                      <a:noFill/>
-                    </a:ln>
-                  </pic:spPr>
-                </pic:pic>
-              </a:graphicData>
-            </a:graphic>
-          </wp:inline>
-        </w:drawing>
-      </w:r>
-    </w:p>
-    <w:p>
-      <w:r>
-        <w:t xml:space="preserve">Ăn quá nhiều thực phẩm nhiều chất béo, đồ ngọt là nguy cơ lớn gây béo phì ở trẻ </w:t>
-      </w:r>
-    </w:p>
-    <w:p>
-      <w:pPr>
-        <w:pStyle w:val="Heading3"/>
-      </w:pPr>
-      <w:r>
         <w:t>3.2. Béo phì thứ phát</w:t>
       </w:r>
     </w:p>
@@ -305,7 +195,7 @@
       <w:r>
         <w:t xml:space="preserve">Béo phì do </w:t>
       </w:r>
-      <w:hyperlink r:id="rId10" w:history="1">
+      <w:hyperlink r:id="rId8" w:history="1">
         <w:r>
           <w:rPr>
             <w:rStyle w:val="Hyperlink"/>
@@ -352,7 +242,7 @@
       <w:r>
         <w:t xml:space="preserve">Béo phì do thiểu năng sinh dục: Thường gặp trong 1 số hội chứng: Prader-Willi béo bụng, lùn, </w:t>
       </w:r>
-      <w:hyperlink r:id="rId11" w:history="1">
+      <w:hyperlink r:id="rId9" w:history="1">
         <w:r>
           <w:rPr>
             <w:rStyle w:val="Hyperlink"/>
@@ -389,7 +279,7 @@
       <w:r>
         <w:t xml:space="preserve">Béo phì do dùng thuốc: Uống Corticoid kéo dài trong điều trị bệnh hen, bệnh khớp, hội chứng thận hư hoặc vô tình </w:t>
       </w:r>
-      <w:hyperlink r:id="rId12" w:history="1">
+      <w:hyperlink r:id="rId10" w:history="1">
         <w:r>
           <w:rPr>
             <w:rStyle w:val="Hyperlink"/>
@@ -402,7 +292,7 @@
       <w:r>
         <w:t xml:space="preserve"> có trộn lẫn corticoid để điều trị chàm, dị ứng và hen. Đặc điểm béo của </w:t>
       </w:r>
-      <w:hyperlink r:id="rId13" w:history="1">
+      <w:hyperlink r:id="rId11" w:history="1">
         <w:r>
           <w:rPr>
             <w:rStyle w:val="Hyperlink"/>
@@ -445,7 +335,6 @@
         <w:spacing w:before="100" w:beforeAutospacing="1" w:after="100" w:afterAutospacing="1" w:line="240" w:lineRule="auto"/>
       </w:pPr>
       <w:r>
-        <w:lastRenderedPageBreak/>
         <w:t>Bố hoặc mẹ bị béo phì: 80% trẻ béo phì nặng có một hoặc cả hai bố mẹ cùng béo phì.</w:t>
       </w:r>
     </w:p>
@@ -562,9 +451,10 @@
         <w:spacing w:before="100" w:beforeAutospacing="1" w:after="100" w:afterAutospacing="1" w:line="240" w:lineRule="auto"/>
       </w:pPr>
       <w:r>
+        <w:lastRenderedPageBreak/>
         <w:t xml:space="preserve">Đường huyết: Có thể rối loạn đường huyết lúc đói, rối loạn chuyển hóa đường hoặc </w:t>
       </w:r>
-      <w:hyperlink r:id="rId14" w:history="1">
+      <w:hyperlink r:id="rId12" w:history="1">
         <w:r>
           <w:rPr>
             <w:rStyle w:val="Hyperlink"/>
@@ -656,8 +546,64 @@
         <w:pStyle w:val="Heading4"/>
       </w:pPr>
       <w:r>
+        <w:t>Xây dựng thói quen ăn uống và vận động lành mạnh</w:t>
+      </w:r>
+    </w:p>
+    <w:p>
+      <w:pPr>
+        <w:pStyle w:val="NormalWeb"/>
+      </w:pPr>
+      <w:r>
+        <w:t>Nguyên tắc cơ bản là điều chỉnh thói quen ăn uống, lựa chọn thực phẩm lành mạnh, tăng cường vận động thể lực. Hạn chế nguồn cung cấp năng lượng dư thừa từ thực phẩm giàu năng lượng như dầu mỡ, đường, bánh kẹo ngọt,...; Khuyến khích tăng cường vận động ít nhất 60 phút mỗi ngày: qua trò chơi và thể dục thể thao: nhảy dây, bơi lội, chạy hoặc đi bộ nhanh,...ưu tiên môn thể thao phù hợp với sở thích của trẻ.</w:t>
+      </w:r>
+    </w:p>
+    <w:p/>
+    <w:p>
+      <w:r>
+        <w:t xml:space="preserve">Vận động giúp tăng cường thể lực, giảm thiểu nguy cơ béo phì </w:t>
+      </w:r>
+    </w:p>
+    <w:p>
+      <w:pPr>
+        <w:pStyle w:val="Heading4"/>
+      </w:pPr>
+      <w:r>
+        <w:t>Tiết chế ăn uống- vận động</w:t>
+      </w:r>
+    </w:p>
+    <w:p>
+      <w:pPr>
+        <w:pStyle w:val="NormalWeb"/>
+      </w:pPr>
+      <w:r>
+        <w:t>Xây dựng thực đơn chặt chẽ và y lệnh về vận động trong trường hợp béo phì nặng cần xác định mục tiêu giảm cân</w:t>
+      </w:r>
+    </w:p>
+    <w:p>
+      <w:pPr>
+        <w:pStyle w:val="Heading4"/>
+      </w:pPr>
+      <w:r>
+        <w:t>Can thiệp tích cực đa chuyên ngành</w:t>
+      </w:r>
+    </w:p>
+    <w:p>
+      <w:pPr>
+        <w:pStyle w:val="NormalWeb"/>
+      </w:pPr>
+      <w:bookmarkStart w:id="0" w:name="_GoBack"/>
+      <w:r>
+        <w:t>Cần có sự tham gia phối hợp của nhiều chuyên gia bao gồm bác sĩ, tiết chế viên, chuyên viên tư vấn tâm lý, chuyên viên tư vấn vận động để kết hợp nhiều biện pháp nhằm thay đổi nhận thức, hành vi bên cạnh các giải pháp tiết chế ăn uống- vận động.</w:t>
+      </w:r>
+    </w:p>
+    <w:bookmarkEnd w:id="0"/>
+    <w:p>
+      <w:pPr>
+        <w:pStyle w:val="Heading4"/>
+      </w:pPr>
+      <w:r>
         <w:lastRenderedPageBreak/>
-        <w:t>Xây dựng thói quen ăn uống và vận động lành mạnh</w:t>
+        <w:t>Điều trị bằng thuốc</w:t>
       </w:r>
     </w:p>
     <w:p>
@@ -665,75 +611,7 @@
         <w:pStyle w:val="NormalWeb"/>
       </w:pPr>
       <w:r>
-        <w:t>Nguyên tắc cơ bản là điều chỉnh thói quen ăn uống, lựa chọn thực phẩm lành mạnh, tăng cường vận động thể lực. Hạn chế nguồn cung cấp năng lượng dư thừa từ thực phẩm giàu năng lượng như dầu mỡ, đường, bánh kẹo ngọt,...; Khuyến khích tăng cường vận động ít nhất 60 phút mỗi ngày: qua trò chơi và thể dục thể thao: nhảy dây, bơi lội, chạy hoặc đi bộ nhanh,...ưu tiên môn thể thao phù hợp với sở thích của trẻ.</w:t>
-      </w:r>
-    </w:p>
-    <w:p>
-      <w:r>
-        <w:rPr>
-          <w:noProof/>
-        </w:rPr>
-        <w:drawing>
-          <wp:inline distT="0" distB="0" distL="0" distR="0">
-            <wp:extent cx="4763135" cy="2784475"/>
-            <wp:effectExtent l="0" t="0" r="0" b="0"/>
-            <wp:docPr id="1" name="Picture 1" descr="&#10;Vận động giúp tăng cường thể lực, giảm thiểu nguy cơ béo phì&#10;"/>
-            <wp:cNvGraphicFramePr>
-              <a:graphicFrameLocks xmlns:a="http://schemas.openxmlformats.org/drawingml/2006/main" noChangeAspect="1"/>
-            </wp:cNvGraphicFramePr>
-            <a:graphic xmlns:a="http://schemas.openxmlformats.org/drawingml/2006/main">
-              <a:graphicData uri="http://schemas.openxmlformats.org/drawingml/2006/picture">
-                <pic:pic xmlns:pic="http://schemas.openxmlformats.org/drawingml/2006/picture">
-                  <pic:nvPicPr>
-                    <pic:cNvPr id="0" name="Picture 3" descr="&#10;Vận động giúp tăng cường thể lực, giảm thiểu nguy cơ béo phì&#10;"/>
-                    <pic:cNvPicPr>
-                      <a:picLocks noChangeAspect="1" noChangeArrowheads="1"/>
-                    </pic:cNvPicPr>
-                  </pic:nvPicPr>
-                  <pic:blipFill>
-                    <a:blip r:embed="rId15">
-                      <a:extLst>
-                        <a:ext uri="{28A0092B-C50C-407E-A947-70E740481C1C}">
-                          <a14:useLocalDpi xmlns:a14="http://schemas.microsoft.com/office/drawing/2010/main" val="0"/>
-                        </a:ext>
-                      </a:extLst>
-                    </a:blip>
-                    <a:srcRect/>
-                    <a:stretch>
-                      <a:fillRect/>
-                    </a:stretch>
-                  </pic:blipFill>
-                  <pic:spPr bwMode="auto">
-                    <a:xfrm>
-                      <a:off x="0" y="0"/>
-                      <a:ext cx="4763135" cy="2784475"/>
-                    </a:xfrm>
-                    <a:prstGeom prst="rect">
-                      <a:avLst/>
-                    </a:prstGeom>
-                    <a:noFill/>
-                    <a:ln>
-                      <a:noFill/>
-                    </a:ln>
-                  </pic:spPr>
-                </pic:pic>
-              </a:graphicData>
-            </a:graphic>
-          </wp:inline>
-        </w:drawing>
-      </w:r>
-    </w:p>
-    <w:p>
-      <w:r>
-        <w:t xml:space="preserve">Vận động giúp tăng cường thể lực, giảm thiểu nguy cơ béo phì </w:t>
-      </w:r>
-    </w:p>
-    <w:p>
-      <w:pPr>
-        <w:pStyle w:val="Heading4"/>
-      </w:pPr>
-      <w:r>
-        <w:t>Tiết chế ăn uống- vận động</w:t>
+        <w:t>Thường trẻ béo phì ăn uống thiên lệch, mất cân đối sẽ được xem xét bổ sung chất đạm, vitamin, khoáng chất, omega3, chất xơ,... tùy trường hợp. Ngoài ra, điều trị bằng thuốc còn áp dụng để điều trị nguyên nhân/ biến chứng của béo phì.</w:t>
       </w:r>
     </w:p>
     <w:p>
@@ -741,51 +619,7 @@
         <w:pStyle w:val="NormalWeb"/>
       </w:pPr>
       <w:r>
-        <w:t>Xây dựng thực đơn chặt chẽ và y lệnh về vận động trong trường hợp béo phì nặng cần xác định mục tiêu giảm cân</w:t>
-      </w:r>
-    </w:p>
-    <w:p>
-      <w:pPr>
-        <w:pStyle w:val="Heading4"/>
-      </w:pPr>
-      <w:r>
-        <w:t>Can thiệp tích cực đa chuyên ngành</w:t>
-      </w:r>
-    </w:p>
-    <w:p>
-      <w:pPr>
-        <w:pStyle w:val="NormalWeb"/>
-      </w:pPr>
-      <w:r>
-        <w:t>Cần có sự tham gia phối hợp của nhiều chuyên gia bao gồm bác sĩ, tiết chế viên, chuyên viên tư vấn tâm lý, chuyên viên tư vấn vận động để kết hợp nhiều biện pháp nhằm thay đổi nhận thức, hành vi bên cạnh các giải pháp tiết chế ăn uống- vận động.</w:t>
-      </w:r>
-    </w:p>
-    <w:p>
-      <w:pPr>
-        <w:pStyle w:val="Heading4"/>
-      </w:pPr>
-      <w:r>
-        <w:t>Điều trị bằng thuốc</w:t>
-      </w:r>
-    </w:p>
-    <w:p>
-      <w:pPr>
-        <w:pStyle w:val="NormalWeb"/>
-      </w:pPr>
-      <w:r>
-        <w:t>Thường trẻ béo phì ăn uống thiên lệch, mất cân đối sẽ được xem xét bổ sung chất đạm, vitamin, khoáng chất, omega3, chất xơ,... tùy trường hợp. Ngoài ra, điều trị bằng thuốc còn áp dụng để điều trị nguyên nhân/ biến chứng của béo phì.</w:t>
-      </w:r>
-    </w:p>
-    <w:p>
-      <w:pPr>
-        <w:pStyle w:val="NormalWeb"/>
-      </w:pPr>
-      <w:r>
-        <w:t xml:space="preserve">Khoa Nhi tại Vinmec là một trong số ít bệnh viện đa chuyên khoa với đầy đủ các bác sĩ chuyên khoa thần kinh, tim mạch, tiêu hóa, dinh dưỡng, tâm lý, nội tiết, gan mật giúp xử lý nhanh, kịp </w:t>
-      </w:r>
-      <w:r>
-        <w:lastRenderedPageBreak/>
-        <w:t>thời khi phát hiện ra các bệnh lý trong quá trình khám. Là lĩnh vực trọng điểm của hệ thống Y tế Vinmec, Khoa Nhi luôn mang lại sự hài lòng cho Quý khách hàng và được các chuyên gia trong ngành đánh giá cao với:</w:t>
+        <w:t>Khoa Nhi tại Vinmec là một trong số ít bệnh viện đa chuyên khoa với đầy đủ các bác sĩ chuyên khoa thần kinh, tim mạch, tiêu hóa, dinh dưỡng, tâm lý, nội tiết, gan mật giúp xử lý nhanh, kịp thời khi phát hiện ra các bệnh lý trong quá trình khám. Là lĩnh vực trọng điểm của hệ thống Y tế Vinmec, Khoa Nhi luôn mang lại sự hài lòng cho Quý khách hàng và được các chuyên gia trong ngành đánh giá cao với:</w:t>
       </w:r>
     </w:p>
     <w:p>
@@ -871,7 +705,7 @@
       <w:r>
         <w:t xml:space="preserve">Để đặt lịch khám tại viện, Quý khách vui lòng bấm số </w:t>
       </w:r>
-      <w:hyperlink r:id="rId16" w:anchor="modal-call-button')" w:history="1">
+      <w:hyperlink r:id="rId13" w:anchor="modal-call-button')" w:history="1">
         <w:r>
           <w:rPr>
             <w:rStyle w:val="Hyperlink"/>
@@ -883,7 +717,7 @@
       <w:r>
         <w:t xml:space="preserve"> hoặc đặt lịch trực tiếp </w:t>
       </w:r>
-      <w:hyperlink r:id="rId17" w:tgtFrame="_blank" w:history="1">
+      <w:hyperlink r:id="rId14" w:tgtFrame="_blank" w:history="1">
         <w:r>
           <w:rPr>
             <w:rStyle w:val="Hyperlink"/>
@@ -895,7 +729,7 @@
       <w:r>
         <w:t xml:space="preserve">. Tải và đặt lịch khám tự động trên ứng dụng </w:t>
       </w:r>
-      <w:hyperlink r:id="rId18" w:tgtFrame="_blank" w:history="1">
+      <w:hyperlink r:id="rId15" w:tgtFrame="_blank" w:history="1">
         <w:r>
           <w:rPr>
             <w:rStyle w:val="Hyperlink"/>
@@ -908,10 +742,7 @@
         <w:t xml:space="preserve"> để quản lý, theo dõi lịch và đặt hẹn mọi lúc mọi nơi ngay trên ứng dụng.</w:t>
       </w:r>
     </w:p>
-    <w:p>
-      <w:bookmarkStart w:id="0" w:name="_GoBack"/>
-      <w:bookmarkEnd w:id="0"/>
-    </w:p>
+    <w:p/>
     <w:sectPr>
       <w:pgSz w:w="12240" w:h="15840"/>
       <w:pgMar w:top="1440" w:right="1440" w:bottom="1440" w:left="1440" w:header="720" w:footer="720" w:gutter="0"/>
@@ -2336,7 +2167,6 @@
     <w:name w:val="Normal (Web)"/>
     <w:basedOn w:val="Normal"/>
     <w:uiPriority w:val="99"/>
-    <w:semiHidden/>
     <w:unhideWhenUsed/>
     <w:rsid w:val="00A07DBE"/>
     <w:pPr>
@@ -2738,7 +2568,6 @@
     <w:name w:val="Normal (Web)"/>
     <w:basedOn w:val="Normal"/>
     <w:uiPriority w:val="99"/>
-    <w:semiHidden/>
     <w:unhideWhenUsed/>
     <w:rsid w:val="00A07DBE"/>
     <w:pPr>
